--- a/SOP - SKABELON.docx
+++ b/SOP - SKABELON.docx
@@ -111,7 +111,23 @@
                                 <w:spacing w:val="-18"/>
                                 <w:sz w:val="28"/>
                               </w:rPr>
+                              <w:t>&lt;</w:t>
+                            </w:r>
+                            <w:r>
+                              <w:rPr>
+                                <w:rFonts w:ascii="Aptos Display" w:hAnsi="Aptos Display"/>
+                                <w:spacing w:val="-18"/>
+                                <w:sz w:val="28"/>
+                              </w:rPr>
                               <w:t>Elevnavn</w:t>
+                            </w:r>
+                            <w:r>
+                              <w:rPr>
+                                <w:rFonts w:ascii="Aptos Display" w:hAnsi="Aptos Display"/>
+                                <w:spacing w:val="-18"/>
+                                <w:sz w:val="28"/>
+                              </w:rPr>
+                              <w:t>&gt;</w:t>
                             </w:r>
                           </w:p>
                           <w:p>
@@ -151,7 +167,21 @@
                                 <w:rFonts w:ascii="Aptos Display" w:hAnsi="Aptos Display"/>
                                 <w:sz w:val="28"/>
                               </w:rPr>
+                              <w:t>&lt;</w:t>
+                            </w:r>
+                            <w:r>
+                              <w:rPr>
+                                <w:rFonts w:ascii="Aptos Display" w:hAnsi="Aptos Display"/>
+                                <w:sz w:val="28"/>
+                              </w:rPr>
                               <w:t>Klasse</w:t>
+                            </w:r>
+                            <w:r>
+                              <w:rPr>
+                                <w:rFonts w:ascii="Aptos Display" w:hAnsi="Aptos Display"/>
+                                <w:sz w:val="28"/>
+                              </w:rPr>
+                              <w:t>&gt;</w:t>
                             </w:r>
                           </w:p>
                         </w:txbxContent>
@@ -208,7 +238,23 @@
                           <w:spacing w:val="-18"/>
                           <w:sz w:val="28"/>
                         </w:rPr>
+                        <w:t>&lt;</w:t>
+                      </w:r>
+                      <w:r>
+                        <w:rPr>
+                          <w:rFonts w:ascii="Aptos Display" w:hAnsi="Aptos Display"/>
+                          <w:spacing w:val="-18"/>
+                          <w:sz w:val="28"/>
+                        </w:rPr>
                         <w:t>Elevnavn</w:t>
+                      </w:r>
+                      <w:r>
+                        <w:rPr>
+                          <w:rFonts w:ascii="Aptos Display" w:hAnsi="Aptos Display"/>
+                          <w:spacing w:val="-18"/>
+                          <w:sz w:val="28"/>
+                        </w:rPr>
+                        <w:t>&gt;</w:t>
                       </w:r>
                     </w:p>
                     <w:p>
@@ -248,7 +294,21 @@
                           <w:rFonts w:ascii="Aptos Display" w:hAnsi="Aptos Display"/>
                           <w:sz w:val="28"/>
                         </w:rPr>
+                        <w:t>&lt;</w:t>
+                      </w:r>
+                      <w:r>
+                        <w:rPr>
+                          <w:rFonts w:ascii="Aptos Display" w:hAnsi="Aptos Display"/>
+                          <w:sz w:val="28"/>
+                        </w:rPr>
                         <w:t>Klasse</w:t>
+                      </w:r>
+                      <w:r>
+                        <w:rPr>
+                          <w:rFonts w:ascii="Aptos Display" w:hAnsi="Aptos Display"/>
+                          <w:sz w:val="28"/>
+                        </w:rPr>
+                        <w:t>&gt;</w:t>
                       </w:r>
                     </w:p>
                   </w:txbxContent>
@@ -301,6 +361,7 @@
             <w:pPr>
               <w:pStyle w:val="TableParagraph"/>
               <w:spacing w:line="341" w:lineRule="exact"/>
+              <w:ind w:left="0"/>
               <w:rPr>
                 <w:rFonts w:ascii="Aptos Display" w:hAnsi="Aptos Display"/>
                 <w:sz w:val="28"/>
@@ -354,7 +415,7 @@
             <w:pPr>
               <w:pStyle w:val="TableParagraph"/>
               <w:spacing w:line="341" w:lineRule="exact"/>
-              <w:ind w:left="109"/>
+              <w:ind w:left="0"/>
               <w:rPr>
                 <w:rFonts w:ascii="Aptos Display" w:hAnsi="Aptos Display"/>
                 <w:sz w:val="28"/>
@@ -404,7 +465,23 @@
                 <w:sz w:val="24"/>
                 <w:szCs w:val="24"/>
               </w:rPr>
+              <w:t>&lt;</w:t>
+            </w:r>
+            <w:r>
+              <w:rPr>
+                <w:rFonts w:ascii="Aptos Display" w:hAnsi="Aptos Display"/>
+                <w:sz w:val="24"/>
+                <w:szCs w:val="24"/>
+              </w:rPr>
               <w:t>Fag1 og niveau</w:t>
+            </w:r>
+            <w:r>
+              <w:rPr>
+                <w:rFonts w:ascii="Aptos Display" w:hAnsi="Aptos Display"/>
+                <w:sz w:val="24"/>
+                <w:szCs w:val="24"/>
+              </w:rPr>
+              <w:t>&gt;</w:t>
             </w:r>
           </w:p>
         </w:tc>
@@ -429,7 +506,31 @@
                 <w:sz w:val="24"/>
                 <w:szCs w:val="24"/>
               </w:rPr>
-              <w:t xml:space="preserve"> Vejleder fag 1</w:t>
+              <w:t xml:space="preserve"> </w:t>
+            </w:r>
+            <w:r>
+              <w:rPr>
+                <w:rFonts w:ascii="Aptos Display" w:hAnsi="Aptos Display"/>
+                <w:sz w:val="24"/>
+                <w:szCs w:val="24"/>
+              </w:rPr>
+              <w:t>&lt;</w:t>
+            </w:r>
+            <w:r>
+              <w:rPr>
+                <w:rFonts w:ascii="Aptos Display" w:hAnsi="Aptos Display"/>
+                <w:sz w:val="24"/>
+                <w:szCs w:val="24"/>
+              </w:rPr>
+              <w:t>Vejleder fag 1</w:t>
+            </w:r>
+            <w:r>
+              <w:rPr>
+                <w:rFonts w:ascii="Aptos Display" w:hAnsi="Aptos Display"/>
+                <w:sz w:val="24"/>
+                <w:szCs w:val="24"/>
+              </w:rPr>
+              <w:t>&gt;</w:t>
             </w:r>
           </w:p>
         </w:tc>
@@ -459,7 +560,31 @@
                 <w:sz w:val="24"/>
                 <w:szCs w:val="24"/>
               </w:rPr>
-              <w:t xml:space="preserve"> Fag2 og niveau</w:t>
+              <w:t xml:space="preserve"> </w:t>
+            </w:r>
+            <w:r>
+              <w:rPr>
+                <w:rFonts w:ascii="Aptos Display" w:hAnsi="Aptos Display"/>
+                <w:sz w:val="24"/>
+                <w:szCs w:val="24"/>
+              </w:rPr>
+              <w:t>&lt;</w:t>
+            </w:r>
+            <w:r>
+              <w:rPr>
+                <w:rFonts w:ascii="Aptos Display" w:hAnsi="Aptos Display"/>
+                <w:sz w:val="24"/>
+                <w:szCs w:val="24"/>
+              </w:rPr>
+              <w:t>Fag2 og niveau</w:t>
+            </w:r>
+            <w:r>
+              <w:rPr>
+                <w:rFonts w:ascii="Aptos Display" w:hAnsi="Aptos Display"/>
+                <w:sz w:val="24"/>
+                <w:szCs w:val="24"/>
+              </w:rPr>
+              <w:t>&gt;</w:t>
             </w:r>
           </w:p>
         </w:tc>
@@ -484,7 +609,31 @@
                 <w:sz w:val="24"/>
                 <w:szCs w:val="24"/>
               </w:rPr>
-              <w:t xml:space="preserve"> Vejleder fag 2</w:t>
+              <w:t xml:space="preserve"> </w:t>
+            </w:r>
+            <w:r>
+              <w:rPr>
+                <w:rFonts w:ascii="Aptos Display" w:hAnsi="Aptos Display"/>
+                <w:sz w:val="24"/>
+                <w:szCs w:val="24"/>
+              </w:rPr>
+              <w:t>&lt;</w:t>
+            </w:r>
+            <w:r>
+              <w:rPr>
+                <w:rFonts w:ascii="Aptos Display" w:hAnsi="Aptos Display"/>
+                <w:sz w:val="24"/>
+                <w:szCs w:val="24"/>
+              </w:rPr>
+              <w:t>Vejleder fag 2</w:t>
+            </w:r>
+            <w:r>
+              <w:rPr>
+                <w:rFonts w:ascii="Aptos Display" w:hAnsi="Aptos Display"/>
+                <w:sz w:val="24"/>
+                <w:szCs w:val="24"/>
+              </w:rPr>
+              <w:t>&gt;</w:t>
             </w:r>
           </w:p>
         </w:tc>
@@ -2613,6 +2762,26 @@
 </file>
 
 <file path=customXml/item1.xml><?xml version="1.0" encoding="utf-8"?>
+<?mso-contentType ?>
+<FormTemplates xmlns="http://schemas.microsoft.com/sharepoint/v3/contenttype/forms">
+  <Display>DocumentLibraryForm</Display>
+  <Edit>DocumentLibraryForm</Edit>
+  <New>DocumentLibraryForm</New>
+</FormTemplates>
+</file>
+
+<file path=customXml/item2.xml><?xml version="1.0" encoding="utf-8"?>
+<p:properties xmlns:p="http://schemas.microsoft.com/office/2006/metadata/properties" xmlns:xsi="http://www.w3.org/2001/XMLSchema-instance" xmlns:pc="http://schemas.microsoft.com/office/infopath/2007/PartnerControls">
+  <documentManagement>
+    <lcf76f155ced4ddcb4097134ff3c332f xmlns="980e9c29-29f6-41f2-8842-108d64c06d47">
+      <Terms xmlns="http://schemas.microsoft.com/office/infopath/2007/PartnerControls"/>
+    </lcf76f155ced4ddcb4097134ff3c332f>
+    <TaxCatchAll xmlns="796d67aa-c8b7-45a8-bae2-806901483f1a" xsi:nil="true"/>
+  </documentManagement>
+</p:properties>
+</file>
+
+<file path=customXml/item3.xml><?xml version="1.0" encoding="utf-8"?>
 <ct:contentTypeSchema xmlns:ct="http://schemas.microsoft.com/office/2006/metadata/contentType" xmlns:ma="http://schemas.microsoft.com/office/2006/metadata/properties/metaAttributes" ct:_="" ma:_="" ma:contentTypeName="Dokument" ma:contentTypeID="0x0101002B88D6A3B64D344ABE9DF279B80EB8A7" ma:contentTypeVersion="18" ma:contentTypeDescription="Opret et nyt dokument." ma:contentTypeScope="" ma:versionID="46fe403c564a65f6f5486b44ee1f6995">
   <xsd:schema xmlns:xsd="http://www.w3.org/2001/XMLSchema" xmlns:xs="http://www.w3.org/2001/XMLSchema" xmlns:p="http://schemas.microsoft.com/office/2006/metadata/properties" xmlns:ns2="980e9c29-29f6-41f2-8842-108d64c06d47" xmlns:ns3="796d67aa-c8b7-45a8-bae2-806901483f1a" targetNamespace="http://schemas.microsoft.com/office/2006/metadata/properties" ma:root="true" ma:fieldsID="71da36b0c4947481347fe0331fdac118" ns2:_="" ns3:_="">
     <xsd:import namespace="980e9c29-29f6-41f2-8842-108d64c06d47"/>
@@ -2861,27 +3030,26 @@
 </ct:contentTypeSchema>
 </file>
 
-<file path=customXml/item2.xml><?xml version="1.0" encoding="utf-8"?>
-<p:properties xmlns:p="http://schemas.microsoft.com/office/2006/metadata/properties" xmlns:xsi="http://www.w3.org/2001/XMLSchema-instance" xmlns:pc="http://schemas.microsoft.com/office/infopath/2007/PartnerControls">
-  <documentManagement>
-    <lcf76f155ced4ddcb4097134ff3c332f xmlns="980e9c29-29f6-41f2-8842-108d64c06d47">
-      <Terms xmlns="http://schemas.microsoft.com/office/infopath/2007/PartnerControls"/>
-    </lcf76f155ced4ddcb4097134ff3c332f>
-    <TaxCatchAll xmlns="796d67aa-c8b7-45a8-bae2-806901483f1a" xsi:nil="true"/>
-  </documentManagement>
-</p:properties>
+<file path=customXml/itemProps1.xml><?xml version="1.0" encoding="utf-8"?>
+<ds:datastoreItem xmlns:ds="http://schemas.openxmlformats.org/officeDocument/2006/customXml" ds:itemID="{0B7170B0-B1F4-4BD4-A6C8-9D41A09229FA}">
+  <ds:schemaRefs>
+    <ds:schemaRef ds:uri="http://schemas.microsoft.com/sharepoint/v3/contenttype/forms"/>
+  </ds:schemaRefs>
+</ds:datastoreItem>
 </file>
 
-<file path=customXml/item3.xml><?xml version="1.0" encoding="utf-8"?>
-<?mso-contentType ?>
-<FormTemplates xmlns="http://schemas.microsoft.com/sharepoint/v3/contenttype/forms">
-  <Display>DocumentLibraryForm</Display>
-  <Edit>DocumentLibraryForm</Edit>
-  <New>DocumentLibraryForm</New>
-</FormTemplates>
+<file path=customXml/itemProps2.xml><?xml version="1.0" encoding="utf-8"?>
+<ds:datastoreItem xmlns:ds="http://schemas.openxmlformats.org/officeDocument/2006/customXml" ds:itemID="{096ED8F7-75C0-44EF-B61D-1AE51FD629BE}">
+  <ds:schemaRefs>
+    <ds:schemaRef ds:uri="http://schemas.microsoft.com/office/2006/metadata/properties"/>
+    <ds:schemaRef ds:uri="http://schemas.microsoft.com/office/infopath/2007/PartnerControls"/>
+    <ds:schemaRef ds:uri="980e9c29-29f6-41f2-8842-108d64c06d47"/>
+    <ds:schemaRef ds:uri="796d67aa-c8b7-45a8-bae2-806901483f1a"/>
+  </ds:schemaRefs>
+</ds:datastoreItem>
 </file>
 
-<file path=customXml/itemProps1.xml><?xml version="1.0" encoding="utf-8"?>
+<file path=customXml/itemProps3.xml><?xml version="1.0" encoding="utf-8"?>
 <ds:datastoreItem xmlns:ds="http://schemas.openxmlformats.org/officeDocument/2006/customXml" ds:itemID="{942D521C-85A8-423B-882B-B38E8D4C376D}">
   <ds:schemaRefs>
     <ds:schemaRef ds:uri="http://schemas.microsoft.com/office/2006/metadata/contentType"/>
@@ -2898,23 +3066,4 @@
     <ds:schemaRef ds:uri="http://schemas.microsoft.com/internal/obd"/>
   </ds:schemaRefs>
 </ds:datastoreItem>
-</file>
-
-<file path=customXml/itemProps2.xml><?xml version="1.0" encoding="utf-8"?>
-<ds:datastoreItem xmlns:ds="http://schemas.openxmlformats.org/officeDocument/2006/customXml" ds:itemID="{096ED8F7-75C0-44EF-B61D-1AE51FD629BE}">
-  <ds:schemaRefs>
-    <ds:schemaRef ds:uri="http://schemas.microsoft.com/office/2006/metadata/properties"/>
-    <ds:schemaRef ds:uri="http://schemas.microsoft.com/office/infopath/2007/PartnerControls"/>
-    <ds:schemaRef ds:uri="980e9c29-29f6-41f2-8842-108d64c06d47"/>
-    <ds:schemaRef ds:uri="796d67aa-c8b7-45a8-bae2-806901483f1a"/>
-  </ds:schemaRefs>
-</ds:datastoreItem>
-</file>
-
-<file path=customXml/itemProps3.xml><?xml version="1.0" encoding="utf-8"?>
-<ds:datastoreItem xmlns:ds="http://schemas.openxmlformats.org/officeDocument/2006/customXml" ds:itemID="{0B7170B0-B1F4-4BD4-A6C8-9D41A09229FA}">
-  <ds:schemaRefs>
-    <ds:schemaRef ds:uri="http://schemas.microsoft.com/sharepoint/v3/contenttype/forms"/>
-  </ds:schemaRefs>
-</ds:datastoreItem>
 </file>